--- a/cf/jm/u/files/u049.docx
+++ b/cf/jm/u/files/u049.docx
@@ -20,7 +20,7 @@
     </w:p>
     <w:p>
       <w:r>
-        <w:t>請針對每個題目，把答案填在「回答：」後面（越具體越好）；填好後請放回您的部門資料夾即可，不需回信。</w:t>
+        <w:t>這份問卷是想更了解您的實際作業，好把您的 AI 助理做得更貼近需求。第一部分請把答案填在「回答：」後面（越具體越好）；第二部分只是先讓您了解，之後用的時候再一起調整，不用現在填。填好後放回您的部門資料夾即可，不需回信。</w:t>
       </w:r>
     </w:p>
     <w:p>
@@ -32,8 +32,16 @@
       </w:r>
     </w:p>
     <w:p>
+      <w:pPr>
+        <w:pStyle w:val="Heading2"/>
+      </w:pPr>
       <w:r>
-        <w:t>1. 部門共用 Excel 的欄位與格式是什麼？每人填法一致嗎？</w:t>
+        <w:t>一、請您提供或確認的事情</w:t>
+      </w:r>
+    </w:p>
+    <w:p>
+      <w:r>
+        <w:t>1. 這個助理要幫誰、做什麼？（例：幫工程師，把部門共用 Excel 裡的工作項目整理成每天每人的工作日報）</w:t>
       </w:r>
     </w:p>
     <w:p>
@@ -43,7 +51,7 @@
     </w:p>
     <w:p>
       <w:r>
-        <w:t>2. 日報要呈現哪些欄位？（日期、人員、工作項目、類別、工時、進度）</w:t>
+        <w:t>2. AI 要讀的資料是什麼？（例：PE 部門共用區的 Excel，貼上內容即可）</w:t>
       </w:r>
     </w:p>
     <w:p>
@@ -53,7 +61,7 @@
     </w:p>
     <w:p>
       <w:r>
-        <w:t>3. 工作項目是否要做分類（設變/圖面/評估案等）？分類標準有沒有定義？</w:t>
+        <w:t>3. 你希望它做完給你什麼？（例：依日期和人員分組的日報草稿＋缺填清單）</w:t>
       </w:r>
     </w:p>
     <w:p>
@@ -63,7 +71,7 @@
     </w:p>
     <w:p>
       <w:r>
-        <w:t>4. 缺填（無人員/無工時/無項目）時，一律標待補還是有預設處理？</w:t>
+        <w:t>4. 日報要照什麼格式？（依你們的「日報格式」分類彙整，欄位要對齊）</w:t>
       </w:r>
     </w:p>
     <w:p>
@@ -73,7 +81,7 @@
     </w:p>
     <w:p>
       <w:r>
-        <w:t>5. 日報輸出到 P 槽的格式與檔名慣例？每天/每人各一份還是彙整成一張？</w:t>
+        <w:t>5. 哪些一定要人確認？（工時、進度以實際填寫為準，AI 只彙整不臆造）</w:t>
       </w:r>
     </w:p>
     <w:p>
@@ -83,12 +91,45 @@
     </w:p>
     <w:p>
       <w:r>
-        <w:t>6. 共用表資料量大不大？是貼上內容還是放知識庫查詢？</w:t>
+        <w:t>6. 怕出錯的地方？（沒人員、沒工時、沒項目的就標「待補」，不准 AI 把沒填的進度標成已完成）</w:t>
       </w:r>
     </w:p>
     <w:p>
       <w:r>
         <w:t>回答：</w:t>
+      </w:r>
+    </w:p>
+    <w:p>
+      <w:pPr>
+        <w:pStyle w:val="Heading2"/>
+      </w:pPr>
+      <w:r>
+        <w:t>二、要用了之後、跟 AI 一起調整的事情（先了解即可，不用現在填）</w:t>
+      </w:r>
+    </w:p>
+    <w:p>
+      <w:r>
+        <w:t>• 試用時貼一週真實共用 Excel 內容，看它分組彙整對不對，錯的糾正它</w:t>
+      </w:r>
+    </w:p>
+    <w:p>
+      <w:r>
+        <w:t>• 確認它遇到缺工時就標「工時待補」，而不是自己編一個數字</w:t>
+      </w:r>
+    </w:p>
+    <w:p>
+      <w:r>
+        <w:t>• 如果它把沒填的進度自動標成已完成，提醒它「以實際填寫為準、不要臆造」</w:t>
+      </w:r>
+    </w:p>
+    <w:p>
+      <w:r>
+        <w:t>• 共用 Excel 欄位若跟日報格式對不上，把兩邊欄位對照講清楚</w:t>
+      </w:r>
+    </w:p>
+    <w:p>
+      <w:r>
+        <w:t>• 用久了把分組規則（同人多筆怎麼併）確認好，它會整理得更順</w:t>
       </w:r>
     </w:p>
     <w:p/>
@@ -101,8 +142,16 @@
       </w:r>
     </w:p>
     <w:p>
+      <w:pPr>
+        <w:pStyle w:val="Heading2"/>
+      </w:pPr>
       <w:r>
-        <w:t>1. 客戶 ECN 資料是什麼格式？（PDF、Excel、圖面標註）能否結構化擷取料號/數量/規格？</w:t>
+        <w:t>一、請您提供或確認的事情</w:t>
+      </w:r>
+    </w:p>
+    <w:p>
+      <w:r>
+        <w:t>1. 這個助理要幫誰、解決什麼麻煩？（例：幫工程師核對客戶設變 BOM，品項多、人工容易看漏，讓 AI 先抓差異）</w:t>
       </w:r>
     </w:p>
     <w:p>
@@ -112,7 +161,7 @@
     </w:p>
     <w:p>
       <w:r>
-        <w:t>2. 現行 BOM 從 PLM 匯出的格式與欄位是什麼？能否放表格查詢知識庫？</w:t>
+        <w:t>2. AI 要比對的兩份資料是什麼？（例：客戶的 ECN 設變通知，加上 PLM 裡的現行 BOM）</w:t>
       </w:r>
     </w:p>
     <w:p>
@@ -122,7 +171,7 @@
     </w:p>
     <w:p>
       <w:r>
-        <w:t>3. BOM 品項一次要核對幾項？差異分類（新增/刪除/數量/規格變更）定義是否明確？</w:t>
+        <w:t>3. 你希望它產出什麼？（例：一張差異對照表，標出哪些是新增／刪除／數量變更／規格變更）</w:t>
       </w:r>
     </w:p>
     <w:p>
@@ -132,7 +181,7 @@
     </w:p>
     <w:p>
       <w:r>
-        <w:t>4. 料號比對用公司料號還是客戶料號？兩者是否需對應？</w:t>
+        <w:t>4. 以什麼為對照基準？（一律以 ECN 和現行 BOM 為準，AI 不能引用其他來源）</w:t>
       </w:r>
     </w:p>
     <w:p>
@@ -142,7 +191,7 @@
     </w:p>
     <w:p>
       <w:r>
-        <w:t>5. 版次不明或查無對照時，是否一律標待補交工程師判？</w:t>
+        <w:t>5. 哪些一定要人做？（實際在 PLM 執行設變發行由工程師操作，AI 只出差異草稿）</w:t>
       </w:r>
     </w:p>
     <w:p>
@@ -152,12 +201,45 @@
     </w:p>
     <w:p>
       <w:r>
-        <w:t>6. ECN 資料屬客戶機密，是否需去識別化樣本才能測試？</w:t>
+        <w:t>6. 怕出錯的地方？（航太件不能漏項；查無對照、版次不明就標「待補」，不准 AI 猜）</w:t>
       </w:r>
     </w:p>
     <w:p>
       <w:r>
         <w:t>回答：</w:t>
+      </w:r>
+    </w:p>
+    <w:p>
+      <w:pPr>
+        <w:pStyle w:val="Heading2"/>
+      </w:pPr>
+      <w:r>
+        <w:t>二、要用了之後、跟 AI 一起調整的事情（先了解即可，不用現在填）</w:t>
+      </w:r>
+    </w:p>
+    <w:p>
+      <w:r>
+        <w:t>• 提醒：要先把現行 BOM 從 PLM 匯出成表格資料，AI 才有東西可比對</w:t>
+      </w:r>
+    </w:p>
+    <w:p>
+      <w:r>
+        <w:t>• 試用時丟一份真實 ECN，逐項核對它抓的差異對不對，特別留意有沒有漏項</w:t>
+      </w:r>
+    </w:p>
+    <w:p>
+      <w:r>
+        <w:t>• 遇到某料號在現行 BOM 查不到，確認它標「查無對照、待補」而不是自動當成新增</w:t>
+      </w:r>
+    </w:p>
+    <w:p>
+      <w:r>
+        <w:t>• 把料號命名規則、版次規則、差異類型定義補給它，比對會更準</w:t>
+      </w:r>
+    </w:p>
+    <w:p>
+      <w:r>
+        <w:t>• 用久了把常見的容易看錯的情況（規格描述寫法不同其實同一件）講清楚，它會改進</w:t>
       </w:r>
     </w:p>
     <w:p/>
@@ -170,8 +252,16 @@
       </w:r>
     </w:p>
     <w:p>
+      <w:pPr>
+        <w:pStyle w:val="Heading2"/>
+      </w:pPr>
       <w:r>
-        <w:t>1. 客戶下載的圖面是 PDF 還是其他格式？圖框內的版次/圖號位置是否固定、清晰？</w:t>
+        <w:t>一、請您提供或確認的事情</w:t>
+      </w:r>
+    </w:p>
+    <w:p>
+      <w:r>
+        <w:t>1. 這個助理要幫誰、做什麼？（例：幫工程師，把每月從客戶系統下載的圖面和 PLM 既有圖面核對，看有沒有版次更新）</w:t>
       </w:r>
     </w:p>
     <w:p>
@@ -181,7 +271,7 @@
     </w:p>
     <w:p>
       <w:r>
-        <w:t>2. PLM 圖面對照能否匯出成清單（圖號→料號、現行版次、發行日）放知識庫？</w:t>
+        <w:t>2. AI 要讀和比對的是什麼？（例：客戶下載的圖面 PDF，加上 PLM 圖面對照表）</w:t>
       </w:r>
     </w:p>
     <w:p>
@@ -191,7 +281,7 @@
     </w:p>
     <w:p>
       <w:r>
-        <w:t>3. 每月核對量大約幾張圖？版次判定規則（無變更/更新/新增/不符）是否明確？</w:t>
+        <w:t>3. 你希望它產出什麼？（例：一份核對結果草稿，標出每張圖是無變更／版次更新／新增／圖號不符）</w:t>
       </w:r>
     </w:p>
     <w:p>
@@ -201,7 +291,7 @@
     </w:p>
     <w:p>
       <w:r>
-        <w:t>4. 圖框內版次標示方式（Rev A/B、日期版）是否一致？無法辨識時如何處理？</w:t>
+        <w:t>4. 以什麼為對照基準？（PLM 圖面對照，用圖號對到現行版次和發行日）</w:t>
       </w:r>
     </w:p>
     <w:p>
@@ -211,7 +301,7 @@
     </w:p>
     <w:p>
       <w:r>
-        <w:t>5. 核對結果的輸出格式與後續上傳 PLM 的分工（AI 出草稿、人上傳）？</w:t>
+        <w:t>5. 哪些一定要人做？（實際上傳 PLM 由工程師操作，AI 只出核對草稿）</w:t>
       </w:r>
     </w:p>
     <w:p>
@@ -221,12 +311,45 @@
     </w:p>
     <w:p>
       <w:r>
-        <w:t>6. 圖面屬客戶機密，是否需去識別化樣本測試、限製程課可見？</w:t>
+        <w:t>6. 怕出錯的地方？（圖框內版次要忠實判讀，看不清楚就標「待補」，不准 AI 猜版次）</w:t>
       </w:r>
     </w:p>
     <w:p>
       <w:r>
         <w:t>回答：</w:t>
+      </w:r>
+    </w:p>
+    <w:p>
+      <w:pPr>
+        <w:pStyle w:val="Heading2"/>
+      </w:pPr>
+      <w:r>
+        <w:t>二、要用了之後、跟 AI 一起調整的事情（先了解即可，不用現在填）</w:t>
+      </w:r>
+    </w:p>
+    <w:p>
+      <w:r>
+        <w:t>• 提醒：圖面 PDF 要清楚（尤其圖框版次區），太模糊 AI 會判不出來</w:t>
+      </w:r>
+    </w:p>
+    <w:p>
+      <w:r>
+        <w:t>• 試用時丟一批真實圖面，看它判的版次更新／新增對不對，錯的糾正它</w:t>
+      </w:r>
+    </w:p>
+    <w:p>
+      <w:r>
+        <w:t>• 遇到圖框掃描模糊，確認它標「版次無法辨識、待補」而不是硬填</w:t>
+      </w:r>
+    </w:p>
+    <w:p>
+      <w:r>
+        <w:t>• 把圖號／版次的命名規則和判定規則告訴它，判斷會更準</w:t>
+      </w:r>
+    </w:p>
+    <w:p>
+      <w:r>
+        <w:t>• 用久了把常見的例外（同圖多版本、客戶改圖號）講清楚，它會更少誤判</w:t>
       </w:r>
     </w:p>
     <w:p/>
